--- a/word_reports/LP_0262_위치_365_Otis Redding_The Best of .docx
+++ b/word_reports/LP_0262_위치_365_Otis Redding_The Best of .docx
@@ -4,7 +4,7 @@
   <w:body>
     <w:p>
       <w:pPr>
-        <w:spacing w:after="280"/>
+        <w:spacing w:after="80"/>
       </w:pPr>
       <w:r>
         <w:rPr w:rFonts="맑은 고딕">
@@ -13,94 +13,47 @@
           <w:color w:val="1E3A8A"/>
           <w:sz w:val="30"/>
         </w:rPr>
-        <w:t>[365] Otis Redding - The Best of Otis Redding</w:t>
+        <w:t>Otis Redding (오티스 레딩) - The Best of Otis Redding</w:t>
       </w:r>
     </w:p>
     <w:p>
       <w:pPr>
-        <w:spacing w:after="320"/>
+        <w:spacing w:after="240"/>
       </w:pPr>
       <w:r>
         <w:rPr w:rFonts="맑은 고딕">
           <w:rFonts w:ascii="맑은 고딕" w:hAnsi="맑은 고딕" w:eastAsia="맑은 고딕"/>
           <w:b/>
-          <w:sz w:val="20"/>
+          <w:color w:val="4B5563"/>
+          <w:sz w:val="22"/>
         </w:rPr>
-        <w:t>■ 위치 : 365</w:t>
-        <w:br/>
-      </w:r>
-      <w:r>
-        <w:rPr w:rFonts="맑은 고딕">
-          <w:rFonts w:ascii="맑은 고딕" w:hAnsi="맑은 고딕" w:eastAsia="맑은 고딕"/>
-          <w:b/>
-          <w:sz w:val="20"/>
-        </w:rPr>
-        <w:t>■ 아티스트 : Otis Redding</w:t>
-        <w:br/>
-      </w:r>
-      <w:r>
-        <w:rPr w:rFonts="맑은 고딕">
-          <w:rFonts w:ascii="맑은 고딕" w:hAnsi="맑은 고딕" w:eastAsia="맑은 고딕"/>
-          <w:b/>
-          <w:sz w:val="20"/>
-        </w:rPr>
-        <w:t>■ 앨범명 : The Best of Otis Redding</w:t>
-        <w:br/>
-      </w:r>
-      <w:r>
-        <w:rPr w:rFonts="맑은 고딕">
-          <w:rFonts w:ascii="맑은 고딕" w:hAnsi="맑은 고딕" w:eastAsia="맑은 고딕"/>
-          <w:b w:val="0"/>
-          <w:sz w:val="20"/>
-        </w:rPr>
-        <w:t>■ 음반 레이블 : Atco Records / Atlantic Records</w:t>
-        <w:br/>
-      </w:r>
-      <w:r>
-        <w:rPr w:rFonts="맑은 고딕">
-          <w:rFonts w:ascii="맑은 고딕" w:hAnsi="맑은 고딕" w:eastAsia="맑은 고딕"/>
-          <w:b w:val="0"/>
-          <w:sz w:val="20"/>
-        </w:rPr>
-        <w:t>■ 발매년도 : 1972</w:t>
-        <w:br/>
-      </w:r>
-      <w:r>
-        <w:rPr w:rFonts="맑은 고딕">
-          <w:rFonts w:ascii="맑은 고딕" w:hAnsi="맑은 고딕" w:eastAsia="맑은 고딕"/>
-          <w:b w:val="0"/>
-          <w:sz w:val="20"/>
-        </w:rPr>
-        <w:t>■ 장르 : 소울(Soul), 남부 소울(Southern Soul), 리듬 앤 블루스(R&amp;B)</w:t>
-        <w:br/>
-      </w:r>
-      <w:r>
-        <w:rPr w:rFonts="맑은 고딕">
-          <w:rFonts w:ascii="맑은 고딕" w:hAnsi="맑은 고딕" w:eastAsia="맑은 고딕"/>
-          <w:b w:val="0"/>
-          <w:sz w:val="20"/>
-        </w:rPr>
-        <w:t>■ 주요 수록곡 : 1. (Sittin' On) The Dock of the Bay</w:t>
-        <w:br/>
+        <w:t>위치 :  365</w:t>
       </w:r>
     </w:p>
     <w:p>
       <w:pPr>
-        <w:spacing w:after="160"/>
+        <w:spacing w:line="324" w:lineRule="auto" w:before="80" w:after="160"/>
       </w:pPr>
       <w:r>
         <w:rPr w:rFonts="맑은 고딕">
           <w:rFonts w:ascii="맑은 고딕" w:hAnsi="맑은 고딕" w:eastAsia="맑은 고딕"/>
           <w:b/>
           <w:color w:val="1F2937"/>
-          <w:sz w:val="24"/>
+          <w:sz w:val="22"/>
         </w:rPr>
-        <w:t>■ 음반 해설 및 감상 가이드</w:t>
+        <w:t xml:space="preserve">[음반 소개] </w:t>
+      </w:r>
+      <w:r>
+        <w:rPr w:rFonts="맑은 고딕">
+          <w:rFonts w:ascii="맑은 고딕" w:hAnsi="맑은 고딕" w:eastAsia="맑은 고딕"/>
+          <w:b w:val="0"/>
+          <w:sz w:val="21"/>
+        </w:rPr>
       </w:r>
     </w:p>
     <w:p>
       <w:pPr>
-        <w:spacing w:line="312" w:lineRule="auto" w:after="120"/>
+        <w:spacing w:line="324" w:lineRule="auto" w:after="120"/>
       </w:pPr>
       <w:r>
         <w:rPr w:rFonts="맑은 고딕">
@@ -108,51 +61,516 @@
           <w:b w:val="0"/>
           <w:sz w:val="21"/>
         </w:rPr>
-        <w:t>'소울의 국왕(King of Soul)'이라 불리는 오티스 레딩(Otis Redding)은 1960년대 미국 남부 멤피스 소울의 황금기를 이끈 거장이자, 현대 대중음악사에 불멸의 족적을 남긴 전설적인 가창자입니다. 1967년 26세라는 안타까운 나이에 비행기 사고로 세상을 떠났지만, 그가 남긴 뜨겁고 호소력 짙은 목소리는 소울 음악의 정수로 남아있습니다. 본 음반 『The Best of Otis Redding』은 그의 짧지만 강렬했던 음악 여정을 한눈에 조망할 수 있는 베스트 앨범으로, 멤피스 소울의 명가 스태스(Stax/Volt) 레코즈 시절의 날것 그대로의 에너지를 품고 있습니다.</w:t>
+        <w:t>오티스 레딩의 절절한 절규와 온기 어린 숨결은 반세기가 흐른 지금까지도 소울 음악의 가장 찬란한 등대로 남아 있습니다. 멤피스 사운드의 거친 숨결과 가슴 밑바닥을 파고드는 애절한 선율은 이 음반을 통해 하나의 숭고한 서사시로 응축되어 우리의 영혼을 어루만집니다. 스물여섯이라는 너무도 짧고 찬란했던 생애 동안 그가 새겨 넣은 영혼의 파편들은, 턴테이블의 바늘을 타고 흐르는 순간 짙은 페이소스와 거부할 수 없는 울림으로 되살아납니다.</w:t>
       </w:r>
     </w:p>
     <w:p>
       <w:pPr>
-        <w:spacing w:line="312" w:lineRule="auto" w:after="120"/>
+        <w:spacing w:line="324" w:lineRule="auto" w:before="200" w:after="80"/>
       </w:pPr>
+      <w:r>
+        <w:rPr w:rFonts="맑은 고딕">
+          <w:rFonts w:ascii="맑은 고딕" w:hAnsi="맑은 고딕" w:eastAsia="맑은 고딕"/>
+          <w:b/>
+          <w:color w:val="1E3A8A"/>
+          <w:sz w:val="24"/>
+        </w:rPr>
+        <w:t>1. 음반 데이터</w:t>
+      </w:r>
+    </w:p>
+    <w:p>
+      <w:pPr>
+        <w:spacing w:line="324" w:lineRule="auto" w:after="80"/>
+      </w:pPr>
+      <w:r>
+        <w:rPr w:rFonts="맑은 고딕">
+          <w:rFonts w:ascii="맑은 고딕" w:hAnsi="맑은 고딕" w:eastAsia="맑은 고딕"/>
+          <w:b w:val="0"/>
+          <w:color w:val="6B7280"/>
+          <w:sz w:val="21"/>
+        </w:rPr>
+        <w:t xml:space="preserve">· </w:t>
+      </w:r>
+      <w:r>
+        <w:rPr w:rFonts="맑은 고딕">
+          <w:rFonts w:ascii="맑은 고딕" w:hAnsi="맑은 고딕" w:eastAsia="맑은 고딕"/>
+          <w:b/>
+          <w:color w:val="1F2937"/>
+          <w:sz w:val="21"/>
+        </w:rPr>
+        <w:t xml:space="preserve">앨범명: </w:t>
+      </w:r>
       <w:r>
         <w:rPr w:rFonts="맑은 고딕">
           <w:rFonts w:ascii="맑은 고딕" w:hAnsi="맑은 고딕" w:eastAsia="맑은 고딕"/>
           <w:b w:val="0"/>
           <w:sz w:val="21"/>
         </w:rPr>
-        <w:t>레딩의 가창은 영혼을 쥐어짜는 듯한 거친 샤우팅과 섬세한 감정 표현이 절묘하게 교차하는 지점에서 독보적인 빛을 발합니다. 당시 최고의 세션 밴드였던 부커 티 앤 더 엠지스(Booker T. &amp; the M.G.'s)의 견고한 리듬 섹션과 관악기 세션이 만들어내는 풍성한 사운드 위에서, 그의 목소리는 복음가(Gospel)적 열정과 블루스의 애절함을 동시에 전달합니다. 특히 그의 사후에 발매되어 빌보드 싱글 차트 1위를 차지한 「(Sittin' On) The Dock of the Bay」는 기존의 폭발적인 스타일에서 벗어나 차분하고 시적인 감성을 보여주며, 소울 음악의 스펙트럼을 한 단계 넓힌 걸작으로 평가받습니다.</w:t>
+        <w:t>The Best of Otis Redding</w:t>
       </w:r>
     </w:p>
     <w:p>
       <w:pPr>
-        <w:spacing w:line="312" w:lineRule="auto" w:after="120"/>
+        <w:spacing w:line="324" w:lineRule="auto" w:after="80"/>
       </w:pPr>
+      <w:r>
+        <w:rPr w:rFonts="맑은 고딕">
+          <w:rFonts w:ascii="맑은 고딕" w:hAnsi="맑은 고딕" w:eastAsia="맑은 고딕"/>
+          <w:b w:val="0"/>
+          <w:color w:val="6B7280"/>
+          <w:sz w:val="21"/>
+        </w:rPr>
+        <w:t xml:space="preserve">· </w:t>
+      </w:r>
+      <w:r>
+        <w:rPr w:rFonts="맑은 고딕">
+          <w:rFonts w:ascii="맑은 고딕" w:hAnsi="맑은 고딕" w:eastAsia="맑은 고딕"/>
+          <w:b/>
+          <w:color w:val="1F2937"/>
+          <w:sz w:val="21"/>
+        </w:rPr>
+        <w:t xml:space="preserve">아티스트: </w:t>
+      </w:r>
       <w:r>
         <w:rPr w:rFonts="맑은 고딕">
           <w:rFonts w:ascii="맑은 고딕" w:hAnsi="맑은 고딕" w:eastAsia="맑은 고딕"/>
           <w:b w:val="0"/>
           <w:sz w:val="21"/>
         </w:rPr>
-        <w:t>수록된 곡들은 하나같이 흑인 음악의 역사를 바꾼 클래식들입니다. 아레사 프랭클린의 재해석으로도 잘 알려진 「Respect」의 원곡을 통해 원작자로서의 역동적인 에너지를 느낄 수 있으며, 정적인 도입부에서 폭발적인 클라이맥스로 치닫는 「Try a Little Tenderness」는 음악적 긴장감과 완급 조절의 극치를 보여줍니다. 또한 「I've Been Loving You Too Long」과 「These Arms of Mine」 같은 절절한 발라드 트랙에서는 오티스 레딩만이 표현할 수 있는 깊은 고독과 사랑의 열정이 고스란히 전해집니다.</w:t>
+        <w:t>Otis Redding (오티스 레딩)</w:t>
       </w:r>
     </w:p>
     <w:p>
       <w:pPr>
-        <w:spacing w:line="312" w:lineRule="auto" w:after="120"/>
+        <w:spacing w:line="324" w:lineRule="auto" w:after="80"/>
       </w:pPr>
+      <w:r>
+        <w:rPr w:rFonts="맑은 고딕">
+          <w:rFonts w:ascii="맑은 고딕" w:hAnsi="맑은 고딕" w:eastAsia="맑은 고딕"/>
+          <w:b w:val="0"/>
+          <w:color w:val="6B7280"/>
+          <w:sz w:val="21"/>
+        </w:rPr>
+        <w:t xml:space="preserve">· </w:t>
+      </w:r>
+      <w:r>
+        <w:rPr w:rFonts="맑은 고딕">
+          <w:rFonts w:ascii="맑은 고딕" w:hAnsi="맑은 고딕" w:eastAsia="맑은 고딕"/>
+          <w:b/>
+          <w:color w:val="1F2937"/>
+          <w:sz w:val="21"/>
+        </w:rPr>
+        <w:t xml:space="preserve">발매 정보: </w:t>
+      </w:r>
       <w:r>
         <w:rPr w:rFonts="맑은 고딕">
           <w:rFonts w:ascii="맑은 고딕" w:hAnsi="맑은 고딕" w:eastAsia="맑은 고딕"/>
           <w:b w:val="0"/>
           <w:sz w:val="21"/>
         </w:rPr>
-        <w:t>바이닐(LP) 매체를 통해 감상하는 이 음반은 1960년대 아날로그 녹음 특유의 질감과 따뜻한 울림을 가장 완벽하게 전달합니다. 마이크를 뚫고 나오는 그의 숨소리와 거친 음색은 바이닐의 은은한 표면 음과 어우러져 듣는 이의 마음을 깊게 흔듭니다. 진정한 소울 음악의 뿌리와 남부 R&amp;B의 진수를 경험하고자 하는 음반 수집가에게 이 LP는 서가 한가운데에 놓아둘 만한 충분한 가치를 지닌 불후의 명반입니다.</w:t>
+        <w:t>1967년 비극적인 비행기 사고로 요절한 오티스 레딩의 찬란했던 음악 여정을 기리기 위해, 스택스/볼트(Stax/Volt) 레이블 시절의 정수를 모아 아틀란틱(Atlantic/Atco) 레코드에서 엄선하여 발매한 정통 소울 컴필레이션 음반입니다.</w:t>
+      </w:r>
+    </w:p>
+    <w:p>
+      <w:pPr>
+        <w:spacing w:line="324" w:lineRule="auto" w:after="80"/>
+      </w:pPr>
+      <w:r>
+        <w:rPr w:rFonts="맑은 고딕">
+          <w:rFonts w:ascii="맑은 고딕" w:hAnsi="맑은 고딕" w:eastAsia="맑은 고딕"/>
+          <w:b w:val="0"/>
+          <w:color w:val="6B7280"/>
+          <w:sz w:val="21"/>
+        </w:rPr>
+        <w:t xml:space="preserve">· </w:t>
+      </w:r>
+      <w:r>
+        <w:rPr w:rFonts="맑은 고딕">
+          <w:rFonts w:ascii="맑은 고딕" w:hAnsi="맑은 고딕" w:eastAsia="맑은 고딕"/>
+          <w:b/>
+          <w:color w:val="1F2937"/>
+          <w:sz w:val="21"/>
+        </w:rPr>
+        <w:t xml:space="preserve">LP 인기도(판매량): </w:t>
+      </w:r>
+      <w:r>
+        <w:rPr w:rFonts="맑은 고딕">
+          <w:rFonts w:ascii="맑은 고딕" w:hAnsi="맑은 고딕" w:eastAsia="맑은 고딕"/>
+          <w:b w:val="0"/>
+          <w:sz w:val="21"/>
+        </w:rPr>
+        <w:t>발매 직후 빌보드 앨범 차트 상위권에 올랐을 뿐 아니라 전 세계 소울 팬들의 필청반으로 자리 잡았으며, 사후 최초의 빌보드 핫 100 1위 곡인 '(Sittin' On) The Dock of the Bay'의 선풍적인 반향에 힘입어 다이아몬드급 스테디셀러로 꾸준히 판매되어 왔습니다.</w:t>
+      </w:r>
+    </w:p>
+    <w:p>
+      <w:pPr>
+        <w:spacing w:line="324" w:lineRule="auto" w:after="80"/>
+      </w:pPr>
+      <w:r>
+        <w:rPr w:rFonts="맑은 고딕">
+          <w:rFonts w:ascii="맑은 고딕" w:hAnsi="맑은 고딕" w:eastAsia="맑은 고딕"/>
+          <w:b w:val="0"/>
+          <w:color w:val="6B7280"/>
+          <w:sz w:val="21"/>
+        </w:rPr>
+        <w:t xml:space="preserve">· </w:t>
+      </w:r>
+      <w:r>
+        <w:rPr w:rFonts="맑은 고딕">
+          <w:rFonts w:ascii="맑은 고딕" w:hAnsi="맑은 고딕" w:eastAsia="맑은 고딕"/>
+          <w:b/>
+          <w:color w:val="1F2937"/>
+          <w:sz w:val="21"/>
+        </w:rPr>
+        <w:t xml:space="preserve">각종 수상경력: </w:t>
+      </w:r>
+      <w:r>
+        <w:rPr w:rFonts="맑은 고딕">
+          <w:rFonts w:ascii="맑은 고딕" w:hAnsi="맑은 고딕" w:eastAsia="맑은 고딕"/>
+          <w:b w:val="0"/>
+          <w:sz w:val="21"/>
+        </w:rPr>
+        <w:t>1989년 로큰롤 명예의 전당 헌액, 그래미 평생 공로상(Lifetime Achievement Award) 추서, 수록곡들의 그래미 명예의 전당 등재 및 롤링 스톤 선정 '역사상 가장 위대한 500곡'에 다수 랭크되는 등 대중음악사의 불멸의 유산으로 공인받았습니다.</w:t>
+      </w:r>
+    </w:p>
+    <w:p>
+      <w:pPr>
+        <w:spacing w:line="324" w:lineRule="auto" w:before="200" w:after="80"/>
+      </w:pPr>
+      <w:r>
+        <w:rPr w:rFonts="맑은 고딕">
+          <w:rFonts w:ascii="맑은 고딕" w:hAnsi="맑은 고딕" w:eastAsia="맑은 고딕"/>
+          <w:b/>
+          <w:color w:val="1E3A8A"/>
+          <w:sz w:val="24"/>
+        </w:rPr>
+        <w:t>2. 아티스트 정보</w:t>
+      </w:r>
+    </w:p>
+    <w:p>
+      <w:pPr>
+        <w:spacing w:line="324" w:lineRule="auto" w:after="80"/>
+      </w:pPr>
+      <w:r>
+        <w:rPr w:rFonts="맑은 고딕">
+          <w:rFonts w:ascii="맑은 고딕" w:hAnsi="맑은 고딕" w:eastAsia="맑은 고딕"/>
+          <w:b w:val="0"/>
+          <w:color w:val="6B7280"/>
+          <w:sz w:val="21"/>
+        </w:rPr>
+        <w:t xml:space="preserve">· </w:t>
+      </w:r>
+      <w:r>
+        <w:rPr w:rFonts="맑은 고딕">
+          <w:rFonts w:ascii="맑은 고딕" w:hAnsi="맑은 고딕" w:eastAsia="맑은 고딕"/>
+          <w:b/>
+          <w:color w:val="1F2937"/>
+          <w:sz w:val="21"/>
+        </w:rPr>
+        <w:t xml:space="preserve">국적: </w:t>
+      </w:r>
+      <w:r>
+        <w:rPr w:rFonts="맑은 고딕">
+          <w:rFonts w:ascii="맑은 고딕" w:hAnsi="맑은 고딕" w:eastAsia="맑은 고딕"/>
+          <w:b w:val="0"/>
+          <w:sz w:val="21"/>
+        </w:rPr>
+        <w:t>미국</w:t>
+      </w:r>
+    </w:p>
+    <w:p>
+      <w:pPr>
+        <w:spacing w:line="324" w:lineRule="auto" w:after="80"/>
+      </w:pPr>
+      <w:r>
+        <w:rPr w:rFonts="맑은 고딕">
+          <w:rFonts w:ascii="맑은 고딕" w:hAnsi="맑은 고딕" w:eastAsia="맑은 고딕"/>
+          <w:b w:val="0"/>
+          <w:color w:val="6B7280"/>
+          <w:sz w:val="21"/>
+        </w:rPr>
+        <w:t xml:space="preserve">· </w:t>
+      </w:r>
+      <w:r>
+        <w:rPr w:rFonts="맑은 고딕">
+          <w:rFonts w:ascii="맑은 고딕" w:hAnsi="맑은 고딕" w:eastAsia="맑은 고딕"/>
+          <w:b/>
+          <w:color w:val="1F2937"/>
+          <w:sz w:val="21"/>
+        </w:rPr>
+        <w:t xml:space="preserve">생몰년도: </w:t>
+      </w:r>
+      <w:r>
+        <w:rPr w:rFonts="맑은 고딕">
+          <w:rFonts w:ascii="맑은 고딕" w:hAnsi="맑은 고딕" w:eastAsia="맑은 고딕"/>
+          <w:b w:val="0"/>
+          <w:sz w:val="21"/>
+        </w:rPr>
+        <w:t>1941년 9월 9일 ~ 1967년 12월 10일</w:t>
+      </w:r>
+    </w:p>
+    <w:p>
+      <w:pPr>
+        <w:spacing w:line="324" w:lineRule="auto" w:after="80"/>
+      </w:pPr>
+      <w:r>
+        <w:rPr w:rFonts="맑은 고딕">
+          <w:rFonts w:ascii="맑은 고딕" w:hAnsi="맑은 고딕" w:eastAsia="맑은 고딕"/>
+          <w:b w:val="0"/>
+          <w:color w:val="6B7280"/>
+          <w:sz w:val="21"/>
+        </w:rPr>
+        <w:t xml:space="preserve">· </w:t>
+      </w:r>
+      <w:r>
+        <w:rPr w:rFonts="맑은 고딕">
+          <w:rFonts w:ascii="맑은 고딕" w:hAnsi="맑은 고딕" w:eastAsia="맑은 고딕"/>
+          <w:b/>
+          <w:color w:val="1F2937"/>
+          <w:sz w:val="21"/>
+        </w:rPr>
+        <w:t xml:space="preserve">그룹 소속: </w:t>
+      </w:r>
+      <w:r>
+        <w:rPr w:rFonts="맑은 고딕">
+          <w:rFonts w:ascii="맑은 고딕" w:hAnsi="맑은 고딕" w:eastAsia="맑은 고딕"/>
+          <w:b w:val="0"/>
+          <w:sz w:val="21"/>
+        </w:rPr>
+        <w:t>솔로 (초기 Otis Redding and the Pinetoppers 활동)</w:t>
+      </w:r>
+    </w:p>
+    <w:p>
+      <w:pPr>
+        <w:spacing w:line="324" w:lineRule="auto" w:after="80"/>
+      </w:pPr>
+      <w:r>
+        <w:rPr w:rFonts="맑은 고딕">
+          <w:rFonts w:ascii="맑은 고딕" w:hAnsi="맑은 고딕" w:eastAsia="맑은 고딕"/>
+          <w:b w:val="0"/>
+          <w:color w:val="6B7280"/>
+          <w:sz w:val="21"/>
+        </w:rPr>
+        <w:t xml:space="preserve">· </w:t>
+      </w:r>
+      <w:r>
+        <w:rPr w:rFonts="맑은 고딕">
+          <w:rFonts w:ascii="맑은 고딕" w:hAnsi="맑은 고딕" w:eastAsia="맑은 고딕"/>
+          <w:b/>
+          <w:color w:val="1F2937"/>
+          <w:sz w:val="21"/>
+        </w:rPr>
+        <w:t xml:space="preserve">아티스트 소개: </w:t>
+      </w:r>
+      <w:r>
+        <w:rPr w:rFonts="맑은 고딕">
+          <w:rFonts w:ascii="맑은 고딕" w:hAnsi="맑은 고딕" w:eastAsia="맑은 고딕"/>
+          <w:b w:val="0"/>
+          <w:sz w:val="21"/>
+        </w:rPr>
+        <w:t>'소울의 제왕(King of Soul)'이라 불리는 오티스 레딩은 심장을 쥐어짜는 듯한 거친 보컬 샤우팅과 솔직담백한 감정의 굴곡으로 서던 소울(Southern Soul)의 정점을 완성한 거장입니다. 인종과 장르의 장벽을 허물고 1967년 몬터레이 팝 페스티벌에서 백인 히피 청중까지 단숨에 사로잡으며 팝 음악사에 '영혼의 음악'이라는 새로운 지평을 열었습니다.</w:t>
+      </w:r>
+    </w:p>
+    <w:p>
+      <w:pPr>
+        <w:spacing w:line="324" w:lineRule="auto" w:before="200" w:after="80"/>
+      </w:pPr>
+      <w:r>
+        <w:rPr w:rFonts="맑은 고딕">
+          <w:rFonts w:ascii="맑은 고딕" w:hAnsi="맑은 고딕" w:eastAsia="맑은 고딕"/>
+          <w:b/>
+          <w:color w:val="1E3A8A"/>
+          <w:sz w:val="24"/>
+        </w:rPr>
+        <w:t>3. 음반 상세 분석</w:t>
+      </w:r>
+    </w:p>
+    <w:p>
+      <w:pPr>
+        <w:spacing w:line="324" w:lineRule="auto" w:after="80"/>
+      </w:pPr>
+      <w:r>
+        <w:rPr w:rFonts="맑은 고딕">
+          <w:rFonts w:ascii="맑은 고딕" w:hAnsi="맑은 고딕" w:eastAsia="맑은 고딕"/>
+          <w:b w:val="0"/>
+          <w:color w:val="6B7280"/>
+          <w:sz w:val="21"/>
+        </w:rPr>
+        <w:t xml:space="preserve">· </w:t>
+      </w:r>
+      <w:r>
+        <w:rPr w:rFonts="맑은 고딕">
+          <w:rFonts w:ascii="맑은 고딕" w:hAnsi="맑은 고딕" w:eastAsia="맑은 고딕"/>
+          <w:b/>
+          <w:color w:val="1F2937"/>
+          <w:sz w:val="21"/>
+        </w:rPr>
+        <w:t xml:space="preserve">역사적 위치: </w:t>
+      </w:r>
+      <w:r>
+        <w:rPr w:rFonts="맑은 고딕">
+          <w:rFonts w:ascii="맑은 고딕" w:hAnsi="맑은 고딕" w:eastAsia="맑은 고딕"/>
+          <w:b w:val="0"/>
+          <w:sz w:val="21"/>
+        </w:rPr>
+        <w:t>모타운(Motown)의 세련미와는 궤를 달리하는 멤피스 스택스 레코드 특유의 날것 그대로의 그루브와 혼 섹션 사운드를 완벽하게 대변하는 앨범입니다. 가스펠의 열정과 R&amp;B의 리듬을 하나로 엮어낸 오티스 레딩의 보컬 미학이 집약되어 있어, 1960년대 미국 흑인 음악이 도달했던 예술적 최고봉을 조망할 수 있는 귀중한 역사적 기록입니다.</w:t>
+      </w:r>
+    </w:p>
+    <w:p>
+      <w:pPr>
+        <w:spacing w:line="324" w:lineRule="auto" w:after="80"/>
+      </w:pPr>
+      <w:r>
+        <w:rPr w:rFonts="맑은 고딕">
+          <w:rFonts w:ascii="맑은 고딕" w:hAnsi="맑은 고딕" w:eastAsia="맑은 고딕"/>
+          <w:b w:val="0"/>
+          <w:color w:val="6B7280"/>
+          <w:sz w:val="21"/>
+        </w:rPr>
+        <w:t xml:space="preserve">· </w:t>
+      </w:r>
+      <w:r>
+        <w:rPr w:rFonts="맑은 고딕">
+          <w:rFonts w:ascii="맑은 고딕" w:hAnsi="맑은 고딕" w:eastAsia="맑은 고딕"/>
+          <w:b/>
+          <w:color w:val="1F2937"/>
+          <w:sz w:val="21"/>
+        </w:rPr>
+        <w:t xml:space="preserve">시대의 흔적(스토리텔링): </w:t>
+      </w:r>
+      <w:r>
+        <w:rPr w:rFonts="맑은 고딕">
+          <w:rFonts w:ascii="맑은 고딕" w:hAnsi="맑은 고딕" w:eastAsia="맑은 고딕"/>
+          <w:b w:val="0"/>
+          <w:sz w:val="21"/>
+        </w:rPr>
+        <w:t>1960년대 민권 운동의 거센 소용돌이와 반전 평화의 기운이 감돌던 격동의 시기, 그의 목소리는 차별과 상처로 얼룩진 이들의 가슴을 보듬는 위로의 노래였습니다. 샌프란시스코의 부둣가에서 안개를 바라보며 휘파람을 불던 청년의 고독과 낭만은, 시대의 불안을 온몸으로 견뎌내던 당대 젊은 영혼들의 서정적 안식처가 되어 주었습니다.</w:t>
+      </w:r>
+    </w:p>
+    <w:p>
+      <w:pPr>
+        <w:spacing w:line="324" w:lineRule="auto" w:before="200" w:after="80"/>
+      </w:pPr>
+      <w:r>
+        <w:rPr w:rFonts="맑은 고딕">
+          <w:rFonts w:ascii="맑은 고딕" w:hAnsi="맑은 고딕" w:eastAsia="맑은 고딕"/>
+          <w:b/>
+          <w:color w:val="1E3A8A"/>
+          <w:sz w:val="24"/>
+        </w:rPr>
+        <w:t>4. 주요 수록곡 및 감상 제언</w:t>
+      </w:r>
+    </w:p>
+    <w:p>
+      <w:pPr>
+        <w:spacing w:line="324" w:lineRule="auto" w:after="80"/>
+      </w:pPr>
+      <w:r>
+        <w:rPr w:rFonts="맑은 고딕">
+          <w:rFonts w:ascii="맑은 고딕" w:hAnsi="맑은 고딕" w:eastAsia="맑은 고딕"/>
+          <w:b w:val="0"/>
+          <w:color w:val="6B7280"/>
+          <w:sz w:val="21"/>
+        </w:rPr>
+        <w:t xml:space="preserve">· </w:t>
+      </w:r>
+      <w:r>
+        <w:rPr w:rFonts="맑은 고딕">
+          <w:rFonts w:ascii="맑은 고딕" w:hAnsi="맑은 고딕" w:eastAsia="맑은 고딕"/>
+          <w:b/>
+          <w:color w:val="1F2937"/>
+          <w:sz w:val="21"/>
+        </w:rPr>
+        <w:t xml:space="preserve">주요 수록곡 특징: </w:t>
+      </w:r>
+      <w:r>
+        <w:rPr w:rFonts="맑은 고딕">
+          <w:rFonts w:ascii="맑은 고딕" w:hAnsi="맑은 고딕" w:eastAsia="맑은 고딕"/>
+          <w:b w:val="0"/>
+          <w:sz w:val="21"/>
+        </w:rPr>
+        <w:t>바닷가 파도 소리와 함께 쓸쓸한 어쿠스틱 기타와 서정적인 휘파람이 긴 여운을 남기는 포크 소울의 걸작 '(Sittin' On) The Dock of the Bay', 오티스 특유의 찢어지는 듯한 애절함과 브라스 사운드가 폭발적인 카타르시스를 선사하는 'Try a Little Tenderness', 그리고 아레사 프랭클린 버전 이전에 원곡의 당당한 그루브를 보여주는 'Respect'와 초기 걸작 'These Arms of Mine' 등이 수록되어 그의 폭넓은 스펙트럼을 증명합니다.</w:t>
+      </w:r>
+    </w:p>
+    <w:p>
+      <w:pPr>
+        <w:spacing w:line="324" w:lineRule="auto" w:after="80"/>
+      </w:pPr>
+      <w:r>
+        <w:rPr w:rFonts="맑은 고딕">
+          <w:rFonts w:ascii="맑은 고딕" w:hAnsi="맑은 고딕" w:eastAsia="맑은 고딕"/>
+          <w:b w:val="0"/>
+          <w:color w:val="6B7280"/>
+          <w:sz w:val="21"/>
+        </w:rPr>
+        <w:t xml:space="preserve">· </w:t>
+      </w:r>
+      <w:r>
+        <w:rPr w:rFonts="맑은 고딕">
+          <w:rFonts w:ascii="맑은 고딕" w:hAnsi="맑은 고딕" w:eastAsia="맑은 고딕"/>
+          <w:b/>
+          <w:color w:val="1F2937"/>
+          <w:sz w:val="21"/>
+        </w:rPr>
+        <w:t xml:space="preserve">빈티지 감상 제언: </w:t>
+      </w:r>
+      <w:r>
+        <w:rPr w:rFonts="맑은 고딕">
+          <w:rFonts w:ascii="맑은 고딕" w:hAnsi="맑은 고딕" w:eastAsia="맑은 고딕"/>
+          <w:b w:val="0"/>
+          <w:sz w:val="21"/>
+        </w:rPr>
+        <w:t>디지털 음원으로는 결코 체감할 수 없는 부커 티 &amp; 더 엠지스(Booker T. &amp; the M.G.'s)의 끈적한 리듬 섹션과 멤피스 혼즈의 거친 금관 악기 질감이 LP 특유의 두터운 중저역을 통해 생생히 피어오릅니다. 불을 끄고 진공관 앰프의 은은한 오렌지빛 불빛 아래에서 턴테이블의 바늘을 올리면, 마치 1960년대의 작은 멤피스 클럽 무대 바로 앞에서 그의 뜨거운 입김을 직접 마주하는 듯한 농밀한 아날로그 공간감을 느낄 수 있습니다.</w:t>
+      </w:r>
+    </w:p>
+    <w:p>
+      <w:pPr>
+        <w:spacing w:line="324" w:lineRule="auto" w:after="80"/>
+      </w:pPr>
+      <w:r>
+        <w:rPr w:rFonts="맑은 고딕">
+          <w:rFonts w:ascii="맑은 고딕" w:hAnsi="맑은 고딕" w:eastAsia="맑은 고딕"/>
+          <w:b w:val="0"/>
+          <w:color w:val="6B7280"/>
+          <w:sz w:val="21"/>
+        </w:rPr>
+        <w:t xml:space="preserve">· </w:t>
+      </w:r>
+      <w:r>
+        <w:rPr w:rFonts="맑은 고딕">
+          <w:rFonts w:ascii="맑은 고딕" w:hAnsi="맑은 고딕" w:eastAsia="맑은 고딕"/>
+          <w:b/>
+          <w:color w:val="1F2937"/>
+          <w:sz w:val="21"/>
+        </w:rPr>
+        <w:t xml:space="preserve">소장 가치: </w:t>
+      </w:r>
+      <w:r>
+        <w:rPr w:rFonts="맑은 고딕">
+          <w:rFonts w:ascii="맑은 고딕" w:hAnsi="맑은 고딕" w:eastAsia="맑은 고딕"/>
+          <w:b w:val="0"/>
+          <w:sz w:val="21"/>
+        </w:rPr>
+        <w:t>서던 소울의 가장 위대한 정수를 12인치 블랙 바이닐 한 장으로 온전히 조망할 수 있는 정통 베스트 앨범으로서, 아날로그 오디오 애호가는 물론 음악의 역사적 원류를 탐구하는 컬렉터에게 평생 곁에 두고 꺼내 들어야 할 필수의 명반입니다.</w:t>
+      </w:r>
+    </w:p>
+    <w:p>
+      <w:pPr>
+        <w:spacing w:line="324" w:lineRule="auto" w:after="120" w:before="160"/>
+      </w:pPr>
+      <w:r>
+        <w:rPr w:rFonts="맑은 고딕">
+          <w:rFonts w:ascii="맑은 고딕" w:hAnsi="맑은 고딕" w:eastAsia="맑은 고딕"/>
+          <w:b/>
+          <w:color w:val="4338CA"/>
+          <w:sz w:val="21"/>
+        </w:rPr>
+        <w:t>이 음반을 통해 거친 숨결 속에 감추어진 가장 순수하고 깊은 영혼의 고백이 전해주는 감동을 다시 한번 경험해 보시는 것은 어떨까요?</w:t>
       </w:r>
     </w:p>
     <w:sectPr>
       <w:pgSz w:w="12240" w:h="15840"/>
-      <w:pgMar w:top="1440" w:right="1440" w:bottom="1440" w:left="1440" w:header="720" w:footer="720" w:gutter="0"/>
+      <w:pgMar w:top="1152" w:right="1296" w:bottom="1152" w:left="1296" w:header="720" w:footer="720" w:gutter="0"/>
       <w:cols w:space="720"/>
       <w:docGrid w:linePitch="360"/>
     </w:sectPr>

--- a/word_reports/LP_0262_위치_365_Otis Redding_The Best of .docx
+++ b/word_reports/LP_0262_위치_365_Otis Redding_The Best of .docx
@@ -32,7 +32,7 @@
     </w:p>
     <w:p>
       <w:pPr>
-        <w:spacing w:line="324" w:lineRule="auto" w:before="80" w:after="160"/>
+        <w:spacing w:line="324" w:lineRule="auto" w:before="80" w:after="120"/>
       </w:pPr>
       <w:r>
         <w:rPr w:rFonts="맑은 고딕">
@@ -42,13 +42,6 @@
           <w:sz w:val="22"/>
         </w:rPr>
         <w:t xml:space="preserve">[음반 소개] </w:t>
-      </w:r>
-      <w:r>
-        <w:rPr w:rFonts="맑은 고딕">
-          <w:rFonts w:ascii="맑은 고딕" w:hAnsi="맑은 고딕" w:eastAsia="맑은 고딕"/>
-          <w:b w:val="0"/>
-          <w:sz w:val="21"/>
-        </w:rPr>
       </w:r>
     </w:p>
     <w:p>
@@ -61,7 +54,33 @@
           <w:b w:val="0"/>
           <w:sz w:val="21"/>
         </w:rPr>
-        <w:t>오티스 레딩의 절절한 절규와 온기 어린 숨결은 반세기가 흐른 지금까지도 소울 음악의 가장 찬란한 등대로 남아 있습니다. 멤피스 사운드의 거친 숨결과 가슴 밑바닥을 파고드는 애절한 선율은 이 음반을 통해 하나의 숭고한 서사시로 응축되어 우리의 영혼을 어루만집니다. 스물여섯이라는 너무도 짧고 찬란했던 생애 동안 그가 새겨 넣은 영혼의 파편들은, 턴테이블의 바늘을 타고 흐르는 순간 짙은 페이소스와 거부할 수 없는 울림으로 되살아납니다.</w:t>
+        <w:t>1960년대 미국 남부의 흙내음과 원초적 슬픔, 그리고 생의 찬연한 환희를 온몸으로 토해냈던 불세출의 거인 오티스 레딩(Otis Redding). 그가 남긴 짧지만 눈부신 생애의 궤적은 현대 대중음악사에서 가장 순수하고도 뜨거운 영혼의 고백으로 남아 있습니다. 조지아주의 붉은 황토밭과 침례교회의 찬송가 속에서 길어 올린 그의 보컬은 기교와 수사를 넘어 인간의 가장 깊숙한 내면을 뒤흔드는 진실성을 품고 있었습니다. 멤피스 스택스(Stax) 레코드의 상징이자 남부 소울(Southern Soul)의 심장으로 군림했던 그는 거친 샤우팅 속에 애절한 흐느낌을 녹여내며 흑인 음악의 경계를 넘어 인종과 시대를 초월한 보편적 감동을 직조해 냈습니다.</w:t>
+      </w:r>
+    </w:p>
+    <w:p>
+      <w:pPr>
+        <w:spacing w:line="324" w:lineRule="auto" w:after="120"/>
+      </w:pPr>
+      <w:r>
+        <w:rPr w:rFonts="맑은 고딕">
+          <w:rFonts w:ascii="맑은 고딕" w:hAnsi="맑은 고딕" w:eastAsia="맑은 고딕"/>
+          <w:b w:val="0"/>
+          <w:sz w:val="21"/>
+        </w:rPr>
+        <w:t>본 앨범 《The Best of Otis Redding》은 불의의 비행기 사고로 스물여섯이라는 찬란한 나이에 별이 된 그의 음악적 정수를 집대성한 기념비적 선집입니다. 거친 숨결로 사랑을 갈구하는 초기 발라드부터, 폭발적인 리듬 섹션 위에서 영혼을 불태우는 멤피스 혼스(Memphis Horns)와의 격정적인 협연, 그리고 생의 마지막 순간 녹음실 창밖의 파도를 바라보며 완성한 포크 소울의 정점에 이르기까지, 오티스 레딩이 걸어온 짧고도 찬란했던 여정이 오롯이 담겨 있습니다. 이는 단순한 히트곡의 나열을 넘어 한 천재 음악가가 시대의 고통과 희망을 어떻게 자신의 예술혼으로 승화시켰는지를 웅변하는 가장 완벽한 연대기입니다.</w:t>
+      </w:r>
+    </w:p>
+    <w:p>
+      <w:pPr>
+        <w:spacing w:line="324" w:lineRule="auto" w:after="120"/>
+      </w:pPr>
+      <w:r>
+        <w:rPr w:rFonts="맑은 고딕">
+          <w:rFonts w:ascii="맑은 고딕" w:hAnsi="맑은 고딕" w:eastAsia="맑은 고딕"/>
+          <w:b w:val="0"/>
+          <w:sz w:val="21"/>
+        </w:rPr>
+        <w:t>오티스 레딩이 전하고자 했던 예술적 철학은 언제나 '가장 진솔한 고백'이었습니다. 그는 사랑의 상처와 고독, 그리고 내일을 향한 간절한 희구를 가식 없이 노래하며 당대 민권 운동의 거친 파도 속에서 상처 입은 청춘들의 영혼을 보듬었습니다. 몬터레이 팝 페스티벌의 백인 히피 관객들을 일순간에 매료시키며 소울 음악을 세계적인 예술의 반열에 올려놓았던 그의 목소리는, 반세기가 훌쩍 지난 오늘날에도 여전히 퇴색되지 않은 온기와 생명력으로 우리의 가슴을 적십니다. 세월의 풍화를 견뎌낸 그의 거친 바이브레이션과 서정적인 멜로디는 아날로그 바이닐의 홈을 타고 흘러나와 영원히 꺼지지 않는 영혼의 불꽃으로 타오르고 있습니다.</w:t>
       </w:r>
     </w:p>
     <w:p>
@@ -168,7 +187,7 @@
           <w:b w:val="0"/>
           <w:sz w:val="21"/>
         </w:rPr>
-        <w:t>1967년 비극적인 비행기 사고로 요절한 오티스 레딩의 찬란했던 음악 여정을 기리기 위해, 스택스/볼트(Stax/Volt) 레이블 시절의 정수를 모아 아틀란틱(Atlantic/Atco) 레코드에서 엄선하여 발매한 정통 소울 컴필레이션 음반입니다.</w:t>
+        <w:t>1960년대 멤피스 소울의 황금기를 이끌었던 스택스/볼트(Stax/Volt) 및 애트코(Atco) 레이블 시절의 불멸의 명곡들을 집대성하여, 오티스 레딩 사후 그의 독보적인 예술적 유산을 영구히 보존하고자 발매된 공식 마스터피스 베스트 앨범입니다.</w:t>
       </w:r>
     </w:p>
     <w:p>
@@ -199,7 +218,7 @@
           <w:b w:val="0"/>
           <w:sz w:val="21"/>
         </w:rPr>
-        <w:t>발매 직후 빌보드 앨범 차트 상위권에 올랐을 뿐 아니라 전 세계 소울 팬들의 필청반으로 자리 잡았으며, 사후 최초의 빌보드 핫 100 1위 곡인 '(Sittin' On) The Dock of the Bay'의 선풍적인 반향에 힘입어 다이아몬드급 스테디셀러로 꾸준히 판매되어 왔습니다.</w:t>
+        <w:t>발매 당시 빌보드 R&amp;B 앨범 차트 최상위권을 석권함은 물론 팝 앨범 차트에서도 롱런을 기록하였으며, 전 세계 소울 및 팝 애호가들 사이에서 필청 음반으로 자리매김하여 미국음반산업협회(RIAA) 플래티넘 인증을 획득하는 등 상업적으로도 눈부신 성취를 거두었습니다.</w:t>
       </w:r>
     </w:p>
     <w:p>
@@ -230,7 +249,7 @@
           <w:b w:val="0"/>
           <w:sz w:val="21"/>
         </w:rPr>
-        <w:t>1989년 로큰롤 명예의 전당 헌액, 그래미 평생 공로상(Lifetime Achievement Award) 추서, 수록곡들의 그래미 명예의 전당 등재 및 롤링 스톤 선정 '역사상 가장 위대한 500곡'에 다수 랭크되는 등 대중음악사의 불멸의 유산으로 공인받았습니다.</w:t>
+        <w:t>수록곡 '(Sittin' On) The Dock of the Bay'의 그래미 어워드 2개 부문 수상(사후 수상)을 비롯하여, 아티스트 본인의 로큰롤 명예의 전당 및 송라이터스 명예의 전당 헌액, 롤링 스톤지 선정 ‘역사상 가장 위대한 앨범/아티스트’ 상위 랭크 등 대중음악계 최고 권위의 찬사를 한 몸에 받았습니다.</w:t>
       </w:r>
     </w:p>
     <w:p>
@@ -275,7 +294,7 @@
           <w:b w:val="0"/>
           <w:sz w:val="21"/>
         </w:rPr>
-        <w:t>미국</w:t>
+        <w:t>미국 (USA)</w:t>
       </w:r>
     </w:p>
     <w:p>
@@ -337,7 +356,7 @@
           <w:b w:val="0"/>
           <w:sz w:val="21"/>
         </w:rPr>
-        <w:t>솔로 (초기 Otis Redding and the Pinetoppers 활동)</w:t>
+        <w:t>솔로 (Solo)</w:t>
       </w:r>
     </w:p>
     <w:p>
@@ -368,7 +387,7 @@
           <w:b w:val="0"/>
           <w:sz w:val="21"/>
         </w:rPr>
-        <w:t>'소울의 제왕(King of Soul)'이라 불리는 오티스 레딩은 심장을 쥐어짜는 듯한 거친 보컬 샤우팅과 솔직담백한 감정의 굴곡으로 서던 소울(Southern Soul)의 정점을 완성한 거장입니다. 인종과 장르의 장벽을 허물고 1967년 몬터레이 팝 페스티벌에서 백인 히피 청중까지 단숨에 사로잡으며 팝 음악사에 '영혼의 음악'이라는 새로운 지평을 열었습니다.</w:t>
+        <w:t>'킹 오브 소울(King of Soul)'로 추앙받는 오티스 레딩은 가슴 깊은 곳에서 터져 나오는 원초적 샤우팅과 섬세하고 깊은 감성을 결합하여 남부 딥 소울(Deep Soul)의 어법을 확립한 전설적인 보컬리스트이자 송라이터입니다. 특유의 호소력 짙은 음색과 역동적인 무대 장악력으로 흑백의 음악적 장벽을 허물었으며, 현대 R&amp;B와 록 음악 전반에 지대한 영감을 불어넣은 20세기 대중음악의 거인입니다.</w:t>
       </w:r>
     </w:p>
     <w:p>
@@ -413,7 +432,7 @@
           <w:b w:val="0"/>
           <w:sz w:val="21"/>
         </w:rPr>
-        <w:t>모타운(Motown)의 세련미와는 궤를 달리하는 멤피스 스택스 레코드 특유의 날것 그대로의 그루브와 혼 섹션 사운드를 완벽하게 대변하는 앨범입니다. 가스펠의 열정과 R&amp;B의 리듬을 하나로 엮어낸 오티스 레딩의 보컬 미학이 집약되어 있어, 1960년대 미국 흑인 음악이 도달했던 예술적 최고봉을 조망할 수 있는 귀중한 역사적 기록입니다.</w:t>
+        <w:t>본 앨범은 1960년대 서던 소울과 멤피스 사운드의 정점이 어디에 있었는지를 명료하게 증명하는 역사적 문헌과도 같습니다. 부커 티 앤 더 엠지스(Booker T. &amp; the M.G.'s)와 멤피스 혼스가 빚어낸 절제되면서도 그루브 넘치는 연주, 그리고 그 위에서 비극적일 만큼 찬란하게 빛나는 레딩의 가창은 소울 음악이 도달할 수 있는 미학적 극한을 완성해 냈습니다.</w:t>
       </w:r>
     </w:p>
     <w:p>
@@ -444,7 +463,7 @@
           <w:b w:val="0"/>
           <w:sz w:val="21"/>
         </w:rPr>
-        <w:t>1960년대 민권 운동의 거센 소용돌이와 반전 평화의 기운이 감돌던 격동의 시기, 그의 목소리는 차별과 상처로 얼룩진 이들의 가슴을 보듬는 위로의 노래였습니다. 샌프란시스코의 부둣가에서 안개를 바라보며 휘파람을 불던 청년의 고독과 낭만은, 시대의 불안을 온몸으로 견뎌내던 당대 젊은 영혼들의 서정적 안식처가 되어 주었습니다.</w:t>
+        <w:t>베트남 전쟁과 민권 운동의 격랑 속에서 혼란과 상실을 겪던 1960년대 후반의 청춘들에게 오티스 레딩의 목소리는 커다란 위안이자 해방구였습니다. 특히 1967년 '사랑의 여름(Summer of Love)'을 장식한 몬터레이 페스티벌에서 인종의 벽을 넘어 청중을 하나로 묶어냈던 그의 음악적 기적은, 앨범 곳곳에 시대의 뜨거운 공기와 낭만, 그리고 아련한 애수(哀愁)로 고스란히 각인되어 있습니다.</w:t>
       </w:r>
     </w:p>
     <w:p>
@@ -489,7 +508,7 @@
           <w:b w:val="0"/>
           <w:sz w:val="21"/>
         </w:rPr>
-        <w:t>바닷가 파도 소리와 함께 쓸쓸한 어쿠스틱 기타와 서정적인 휘파람이 긴 여운을 남기는 포크 소울의 걸작 '(Sittin' On) The Dock of the Bay', 오티스 특유의 찢어지는 듯한 애절함과 브라스 사운드가 폭발적인 카타르시스를 선사하는 'Try a Little Tenderness', 그리고 아레사 프랭클린 버전 이전에 원곡의 당당한 그루브를 보여주는 'Respect'와 초기 걸작 'These Arms of Mine' 등이 수록되어 그의 폭넓은 스펙트럼을 증명합니다.</w:t>
+        <w:t>부드럽게 떨리는 애절한 창법으로 영혼을 적시는 초기 명발라드 'These Arms of Mine', 절정으로 치닫는 감정의 폭발이 전율을 선사하는 'I've Been Loving You Too Long', 웅장한 오케스트레이션과 소울풀한 질주감이 압도적인 'Try a Little Tenderness', 그리고 샌프란시스코 해변의 고독과 관조를 담담한 휘파람 소리로 승화시킨 불멸의 걸작 '(Sittin' On) The Dock of the Bay' 등 한 곡도 놓칠 수 없는 소울의 정수가 유려하게 펼쳐집니다.</w:t>
       </w:r>
     </w:p>
     <w:p>
@@ -520,7 +539,7 @@
           <w:b w:val="0"/>
           <w:sz w:val="21"/>
         </w:rPr>
-        <w:t>디지털 음원으로는 결코 체감할 수 없는 부커 티 &amp; 더 엠지스(Booker T. &amp; the M.G.'s)의 끈적한 리듬 섹션과 멤피스 혼즈의 거친 금관 악기 질감이 LP 특유의 두터운 중저역을 통해 생생히 피어오릅니다. 불을 끄고 진공관 앰프의 은은한 오렌지빛 불빛 아래에서 턴테이블의 바늘을 올리면, 마치 1960년대의 작은 멤피스 클럽 무대 바로 앞에서 그의 뜨거운 입김을 직접 마주하는 듯한 농밀한 아날로그 공간감을 느낄 수 있습니다.</w:t>
+        <w:t>턴테이블의 바늘이 회전하며 피어오르는 미세한 표면 잡음마저 음악의 일부로 동화되는 음반입니다. 진공관 앰프의 따뜻한 배음과 중역대가 풍성한 빈티지 스피커를 통해 감상할 때, 오티스 레딩 특유의 긁히듯 갈라지는 허스키 보컬의 질감과 멤피스 혼스 금관악기의 칼칼한 타격감이 생생하게 살아나며 마치 1960년대 멤피스의 아날로그 스튜디오 한가운데 서 있는 듯한 묵직한 감동을 선사합니다.</w:t>
       </w:r>
     </w:p>
     <w:p>
@@ -551,7 +570,7 @@
           <w:b w:val="0"/>
           <w:sz w:val="21"/>
         </w:rPr>
-        <w:t>서던 소울의 가장 위대한 정수를 12인치 블랙 바이닐 한 장으로 온전히 조망할 수 있는 정통 베스트 앨범으로서, 아날로그 오디오 애호가는 물론 음악의 역사적 원류를 탐구하는 컬렉터에게 평생 곁에 두고 꺼내 들어야 할 필수의 명반입니다.</w:t>
+        <w:t>한 천재 음악가의 가장 빛나는 순간들을 최상의 큐레이션으로 만날 수 있는 이 바이닐은, 정통 흑인 음악 애호가뿐만 아니라 모든 클래식/팝 컬렉터의 서가에서 가장 성스러운 자리를 차지해야 마땅한 불후의 명반입니다. 오리지널 아날로그 마스터의 숨결이 살아있는 LP는 세월이 흐를수록 그 예술적, 사료적 가치를 더해갈 것입니다.</w:t>
       </w:r>
     </w:p>
     <w:p>
@@ -565,7 +584,7 @@
           <w:color w:val="4338CA"/>
           <w:sz w:val="21"/>
         </w:rPr>
-        <w:t>이 음반을 통해 거친 숨결 속에 감추어진 가장 순수하고 깊은 영혼의 고백이 전해주는 감동을 다시 한번 경험해 보시는 것은 어떨까요?</w:t>
+        <w:t>이 음반을 통해 거칠고도 순수한 한 영혼의 고백이 시대를 건너 우리에게 전해주는 감동을 다시 한번 경험해 보시는 것은 어떨까요?</w:t>
       </w:r>
     </w:p>
     <w:sectPr>
